--- a/Visa/801 - Permanent Residency/tmp/checklist-source.docx
+++ b/Visa/801 - Permanent Residency/tmp/checklist-source.docx
@@ -1189,7 +1189,6 @@
     </w:p>
     <w:p>
       <w:pPr>
-        <w:keepNext/>
         <w:keepLines w:val="0"/>
         <w:spacing w:after="70"/>
         <w:ind w:left="706" w:hanging="259"/>
@@ -1208,30 +1207,7 @@
           <w:rFonts w:ascii="Aptos" w:hAnsi="Aptos"/>
           <w:sz w:val="20"/>
         </w:rPr>
-        <w:t>Lease agreement — Urunga and initial Coffs Harbour agreements gathered.</w:t>
-      </w:r>
-    </w:p>
-    <w:p>
-      <w:pPr>
-        <w:keepLines w:val="0"/>
-        <w:spacing w:after="70"/>
-        <w:ind w:left="706" w:hanging="259"/>
-      </w:pPr>
-      <w:r>
-        <w:rPr>
-          <w:rFonts w:ascii="Aptos" w:hAnsi="Aptos"/>
-          <w:b/>
-          <w:color w:val="1A703D"/>
-          <w:sz w:val="19"/>
-        </w:rPr>
-        <w:t xml:space="preserve">DONE  </w:t>
-      </w:r>
-      <w:r>
-        <w:rPr>
-          <w:rFonts w:ascii="Aptos" w:hAnsi="Aptos"/>
-          <w:sz w:val="20"/>
-        </w:rPr>
-        <w:t>Tenancy agreement — Coffs Harbour extension gathered, 27 July 2026–25 January 2027.</w:t>
+        <w:t>Lease evidence — Urunga and initial Coffs Harbour agreements gathered, together with the Coffs Harbour extension for 27 July 2026–25 January 2027.</w:t>
       </w:r>
     </w:p>
     <w:p>
@@ -2392,28 +2368,8 @@
   <w:p>
     <w:pPr>
       <w:pStyle w:val="Footer"/>
-      <w:jc w:val="right"/>
-    </w:pPr>
-    <w:r>
-      <w:rPr>
-        <w:rFonts w:ascii="Aptos" w:hAnsi="Aptos"/>
-        <w:color w:val="5A5A5A"/>
-        <w:sz w:val="18"/>
-      </w:rPr>
-      <w:t xml:space="preserve">Page </w:t>
-    </w:r>
-    <w:r>
-      <w:rPr>
-        <w:rFonts w:ascii="Aptos" w:hAnsi="Aptos"/>
-        <w:color w:val="5A5A5A"/>
-        <w:sz w:val="18"/>
-      </w:rPr>
-      <w:fldChar w:fldCharType="begin"/>
-      <w:instrText xml:space="preserve"> PAGE </w:instrText>
-      <w:fldChar w:fldCharType="separate"/>
-      <w:t>1</w:t>
-      <w:fldChar w:fldCharType="end"/>
-    </w:r>
+    </w:pPr>
+    <w:r/>
   </w:p>
 </w:ftr>
 </file>
